--- a/tillsyn/A 64837-2023 tillsynsbegäran.docx
+++ b/tillsyn/A 64837-2023 tillsynsbegäran.docx
@@ -1017,7 +1017,7 @@
     <w:r>
       <w:tab/>
       <w:tab/>
-      <w:t>2026-06-18</w:t>
+      <w:t>2026-06-19</w:t>
       <w:br/>
       <w:br/>
     </w:r>

--- a/tillsyn/A 64837-2023 tillsynsbegäran.docx
+++ b/tillsyn/A 64837-2023 tillsynsbegäran.docx
@@ -1017,7 +1017,7 @@
     <w:r>
       <w:tab/>
       <w:tab/>
-      <w:t>2026-06-19</w:t>
+      <w:t>2026-06-20</w:t>
       <w:br/>
       <w:br/>
     </w:r>

--- a/tillsyn/A 64837-2023 tillsynsbegäran.docx
+++ b/tillsyn/A 64837-2023 tillsynsbegäran.docx
@@ -12,10 +12,7 @@
     </w:p>
     <w:p>
       <w:r>
-        <w:t>Detta dokument behandlar höga naturvärden i avverkningsanmälan A 64837-2023 i Arjeplogs kommun som inkom 2023-12-21 och omfattar 5,0 ha.</w:t>
-      </w:r>
-      <w:r>
-        <w:t xml:space="preserve"> I Figur 1 visas fyndplatser för naturvårdsarter i området, som finns registrerade på Artportalen.</w:t>
+        <w:t>Denna tillsynsbegäran behandlar höga naturvärden i avverkningsanmälan A 64837-2023 i Arjeplogs kommun som inkom 2023-12-21 och omfattar 5,0 ha.</w:t>
       </w:r>
     </w:p>
     <w:p>
@@ -63,27 +60,12 @@
         <w:spacing w:after="240"/>
       </w:pPr>
       <w:r>
-        <w:t>Figur 1. Fyndplatser för naturvårdsarter i och inom 6 meter från avverkningsanmälan (röd linje). Inom parentes anges rödlistekategorier, S för signalarter, Tför typiska arter och fridlysningsparagrafer i artskyddsförordningen.Markörer utan svart kant är placerade på fyndplatsen. Markörer med svart kant är placerade vid sidan av fyndplatsen och har ett svart streck som visar fyndplatsens exakta position. Kartans mittpunktskoordinat är N 7310196, E 623807 i SWEREF 99 TM.</w:t>
+        <w:t>Figur 1. Fyndplatser för naturvårdsarter i och inom 6 meter från avverkningsanmälan. Markörer utan svart kant är placerade på fyndplatsen. Markörer med svart kant är placerade vid sidan av fyndplatsen har ett svart streck som visar fyndplatsens exakta position. Kartans mittpunktskoordinat är N 7310196, E 623807 i SWEREF 99 TM.</w:t>
       </w:r>
     </w:p>
     <w:p>
       <w:r>
-        <w:t>Vi begär härmed att Skogsstyrelsen fattar beslut enligt miljöbalken som säkerställer att skogens höga naturvärden bevaras samt att EU-lagstiftning efterlevs och att artskyddsbrott förhindras.</w:t>
-      </w:r>
-    </w:p>
-    <w:p>
-      <w:r>
-        <w:t>Vi begär vidare att Skogsstyrelsen säkerställer att inga skador eller försämringar av naturtypens bevarandestatus i området tillåts ske. Se Rådets direktiv 92/43/EEG samt ickeförsämringskravet i EU:s naturrestaureringsförordning (EU 2024/1991).</w:t>
-      </w:r>
-    </w:p>
-    <w:p>
-      <w:r>
-        <w:t>Vi önskar även ta del av de ställningstaganden och beslut som myndigheten meddelar till följd av aktuell avverkningsanmälan och föreningens inlaga (se 34 § förvaltningslagen).</w:t>
-      </w:r>
-    </w:p>
-    <w:p>
-      <w:r>
-        <w:t>Nedan beskrivs fynd av naturvårdsarter och fridlysta arter som gjorts i det avverkningsanmälda området. I BILAGA 1 finns artfakta om fridlysta arter.</w:t>
+        <w:t>I och inom 6 meter från avverkningsanmälan finns fynd av 10 naturvårdsarter, varav 10 är rödlistade, 1 är fridlyst och 8 är typiska (T): gränsticka (VU, T), blågrå svartspik (NT), dvärgbägarlav (NT, T), gammelgransskål (NT, T), knottrig blåslav (NT, T), kolflarnlav (NT, T), talltagel (NT, T), tretåig hackspett (NT, T, §4), vedflamlav (NT) och vedskivlav (NT, T). Se Figur 1.</w:t>
       </w:r>
     </w:p>
     <w:p>
@@ -91,35 +73,259 @@
         <w:pStyle w:val="Heading1"/>
       </w:pPr>
       <w:r>
-        <w:t>Naturvårdsarter</w:t>
+        <w:t>Tillsynsbegäran</w:t>
       </w:r>
     </w:p>
     <w:p>
       <w:r>
-        <w:t>I och inom 6 meter från avverkningsanmälan har följande 10 naturvårdsarter hittats: gränsticka (VU, T), blågrå svartspik (NT), dvärgbägarlav (NT, T), gammelgransskål (NT, T), knottrig blåslav (NT, T), kolflarnlav (NT, T), talltagel (NT, T), tretåig hackspett (NT, T, §4), vedflamlav (NT) och vedskivlav (NT, T). Av dessa är 10 rödlistade. För rödlistade arter har rödlistekategorin angivits inom parentes. Typiska arter inom Natura 2000 som är kopplade till skogsekosystem har markerats med (T). För fridlysta arter anges även paragrafen i Artskyddsförordningen som arten är fridlyst enligt.</w:t>
+        <w:t>Vi begär härmed att Skogsstyrelsen fattar beslut enligt miljöbalken som säkerställer att skogens höga naturvärden bevaras samt att EU-lagstiftning efterlevs och att artskyddsbrott förhindras.</w:t>
       </w:r>
     </w:p>
     <w:p>
       <w:r>
-        <w:t>De påträffade naturvårdsarterna är ett tydligt kvitto på att det rör sig om en skog med höga naturvärden.</w:t>
+        <w:t>Vi begär vidare att Skogsstyrelsen säkerställer att inga skador eller försämringar av naturtypens bevarandestatus i området tillåts ske. Se Rådets direktiv 92/43/EEG samt ickeförsämringskravet i EU:s naturrestaureringsförordning (EU 2024/1991).</w:t>
+      </w:r>
+    </w:p>
+    <w:p>
+      <w:r>
+        <w:t>Vi önskar även ta del av de ställningstaganden och beslut som myndigheten meddelar till följd av aktuell avverkningsanmälan och föreningens inlaga (se 34 § förvaltningslagen).</w:t>
       </w:r>
     </w:p>
     <w:p>
       <w:pPr>
-        <w:pStyle w:val="Heading2"/>
+        <w:pStyle w:val="Heading1"/>
       </w:pPr>
       <w:r>
-        <w:t>Fridlysta arter</w:t>
+        <w:t>Naturvårdsarter och fridlysta arter</w:t>
       </w:r>
     </w:p>
     <w:p>
       <w:r>
-        <w:t>Följande fridlysta arter har sina livsmiljöer och växtplatser i den avverkningsanmälda skogen: tretåig hackspett (NT, T, §4).</w:t>
+        <w:t>Nedan följer beskrivningar av de naturvårdsarter och fridlysta arter som har sina livsmiljöer och växtplatser i den avverkningsanmälda skogen. Se även ytterligare artfakta i BILAGA 1. De påträffade naturvårdsarterna är ett tydligt kvitto på att det rör sig om en skog med höga naturvärden.</w:t>
       </w:r>
     </w:p>
     <w:p>
       <w:r>
-        <w:t xml:space="preserve">Observera att medlemsländerna är skyldiga att agera i enlighet med EU:s fågeldirektiv där det uttryckligen står att direktivet gäller för fåglar samt för deras ägg, bon och </w:t>
+        <w:rPr>
+          <w:b/>
+        </w:rPr>
+        <w:t>Gränsticka (VU)</w:t>
+      </w:r>
+      <w:r>
+        <w:t xml:space="preserve"> är en mycket bra signalart inom hela sitt utbredningsområde. Den är huvudsakligen knuten till restbestånd av barrnaturskog och förekommer med ett tydligt optimum i orörda eller måttligt påverkade gamla granskogar där det föreligger långvarig kontinuitet av grov död ved. Den totala populationen bedöms ha minskat och fortsätter att minska i takt med att grankontinuitetsskogar (äldre tidigare icke kalavverkade skogar) minskar i areal. Minskningstakten överstiger gränsvärdet för sårbar (VU). Lokaler som hyser arten bör undantas från skogsbruk, speciellt i mellersta och södra Sverige. Gränsticka är typisk art för </w:t>
+      </w:r>
+      <w:r>
+        <w:rPr>
+          <w:i/>
+        </w:rPr>
+        <w:t>9010 Taiga</w:t>
+      </w:r>
+      <w:r>
+        <w:t xml:space="preserve"> (SLU Artdatabanken, 2026; Nitare &amp; Skogsstyrelsen, 2019).</w:t>
+      </w:r>
+    </w:p>
+    <w:p>
+      <w:r>
+        <w:rPr>
+          <w:b/>
+        </w:rPr>
+        <w:t>Blågrå svartspik (NT)</w:t>
+      </w:r>
+      <w:r>
+        <w:t xml:space="preserve"> växer på torr, hård ved av gamla, solbelysta torrakor, högstubbar av tall och grova döda grenar på levande tallar i öppna bestånd av naturskogskaraktär. Nästan alltid rör det sig om tjärrika torrträd och högstubbar (töreved, keloträd) som kan vara en bra bit över hundra år, i vissa fall sannolikt hundratals år gamla. Skogsbruk är idag det allvarligaste hotet. Ett långsiktigt hot är att nybildningen av gamla torrakor och högstubbar är en långsam process vilken ofta är beroende av skogsbrand. Nytt substrat bildas numera sannolikt nästan inte alls då antalet naturliga skogsbränder har minskat drastiskt på grund av effektivare brandbekämpning. Döda träd som lämnas efter avverkning är inte lämpliga för arten, eftersom dessa träd inte varit utsatta för skogsbrand och bildat tjärrik ved. Skogsbruksåtgärder på eller i närheten av växtplatserna bör undvikas. Naturskogsartade skogar med förekomst av arten indikerar höga biologiska värden och bör bevaras. Blågrå svartspik har en mycket begränsad utbredning utanför de nordiska länderna varför dessa länder har ett speciellt ansvar för arten (SLU Artdatabanken, 2024).</w:t>
+      </w:r>
+    </w:p>
+    <w:p>
+      <w:r>
+        <w:rPr>
+          <w:b/>
+        </w:rPr>
+        <w:t>Dvärgbägarlav (NT)</w:t>
+      </w:r>
+      <w:r>
+        <w:t xml:space="preserve"> förekommer över hela Sverige på gammal hård ved, huvudsakligen på tall men i södra Sverige även på ek. Veden utgörs framförallt av grova stubbar, lågor och grenar. Substratet har blivit sällsyntare och nybildning av substrat sker bara i begränsad omfattning. Arten hotas av att grova lågor blir allt sällsyntare i dagens kulturskogar samt att nybildningen av lämpliga substrat går mycket långsamt. En riklig tillgång på gamla tall- eller eklågor måste säkerställas på artens lokaler. Dvärgbägarlav är typisk art för </w:t>
+      </w:r>
+      <w:r>
+        <w:rPr>
+          <w:i/>
+        </w:rPr>
+        <w:t>9010 Taiga</w:t>
+      </w:r>
+      <w:r>
+        <w:t xml:space="preserve"> (SLU Artdatabanken, 2024; Nitare &amp; Skogsstyrelsen, 2019).</w:t>
+      </w:r>
+    </w:p>
+    <w:p>
+      <w:r>
+        <w:rPr>
+          <w:b/>
+        </w:rPr>
+        <w:t>Gammelgransskål (NT)</w:t>
+      </w:r>
+      <w:r>
+        <w:t xml:space="preserve"> är en liten skålsvamp som växer på gamla granar med skrovlig bark. Typiska växtplatser är gransumpskog i myrkanter, bäckdråg, bäckraviner och skuggiga bergssluttningar, men också skog på torrare mark kan hysa arten om beståndet har stark naturskogskaraktär. Bestånd med arten bör behandlas som nyckelbiotoper och sparas vid en slutavverkning. Även gallring bör undvikas. Gammelgransskål är typisk art för </w:t>
+      </w:r>
+      <w:r>
+        <w:rPr>
+          <w:i/>
+        </w:rPr>
+        <w:t>9010 Taiga</w:t>
+      </w:r>
+      <w:r>
+        <w:t xml:space="preserve"> (SLU Artdatabanken, 2024; Nitare &amp; Skogsstyrelsen, 2019).</w:t>
+      </w:r>
+    </w:p>
+    <w:p>
+      <w:r>
+        <w:rPr>
+          <w:b/>
+        </w:rPr>
+        <w:t>Knottrig blåslav (NT)</w:t>
+      </w:r>
+      <w:r>
+        <w:t xml:space="preserve"> har sin huvudutbredning i gamla granskogar i det övre barrskogsbältet mot fjällen. Den signalerar alltid höga naturvärden och växer i skogar med lång kontinuitet, mest i opåverkade naturskogsbestånd. Arten överlever inte en slutavverkning (inklusive hänsyn) och den finns idag enbart i kontinuitetsskog. Lavens fortsatta förekomst bör säkerställas genom att lokaler med äldre barrskog skyddas. Knottrig blåslav är typisk art för </w:t>
+      </w:r>
+      <w:r>
+        <w:rPr>
+          <w:i/>
+        </w:rPr>
+        <w:t xml:space="preserve">9010 Taiga </w:t>
+      </w:r>
+      <w:r>
+        <w:t>och</w:t>
+      </w:r>
+      <w:r>
+        <w:rPr>
+          <w:i/>
+        </w:rPr>
+        <w:t xml:space="preserve"> 9040 Fjällbjörkskog</w:t>
+      </w:r>
+    </w:p>
+    <w:p>
+      <w:r>
+        <w:t>(SLU Artdatabanken, 2024; Nitare &amp; Skogsstyrelsen, 2019).</w:t>
+      </w:r>
+    </w:p>
+    <w:p>
+      <w:r>
+        <w:rPr>
+          <w:b/>
+        </w:rPr>
+        <w:t>Kolflarnlav (NT)</w:t>
+      </w:r>
+      <w:r>
+        <w:t xml:space="preserve"> är brandberoende och växer nästan uteslutande på kolad hård kärnved av tall. Etableringen verkar ske först 100–300 år efter brand och nytt substrat nybildas i mycket begränsad omfattning. Avverkning av tallskog av naturskogskaraktär med spår av återkommande bränder är ett hot och mängden lämplig ved att växa på för arten minskar dels på grund av naturlig nedbrytning men framförallt på grund av att det förstörs i samband med slutavverkningar, gallringar och markberedning. Såväl kolflarnlav som mörk kolflarnlav har glänsande bålfjäll och förekommer främst i tall- och blandbarrskogar av naturskogskaraktär med spår av återkommande bränder. Skogar som dessa hyser höga biologiska värden och bör skyddas. Kolflarnlav är typisk art för </w:t>
+      </w:r>
+      <w:r>
+        <w:rPr>
+          <w:i/>
+        </w:rPr>
+        <w:t>9010 Taiga</w:t>
+      </w:r>
+      <w:r>
+        <w:t xml:space="preserve"> (SLU Artdatabanken, 2024).</w:t>
+      </w:r>
+    </w:p>
+    <w:p>
+      <w:r>
+        <w:rPr>
+          <w:b/>
+        </w:rPr>
+        <w:t>Talltagel (NT)</w:t>
+      </w:r>
+      <w:r>
+        <w:t xml:space="preserve"> är en boreal art som förekommer på tall i äldre, öppna tallskogar. Den påverkas negativt av brist på kontinuitetsskog och minskningstakten bedöms vara nära gränsvärdet för Sårbar (VU). Talltagel är typisk art för </w:t>
+      </w:r>
+      <w:r>
+        <w:rPr>
+          <w:i/>
+        </w:rPr>
+        <w:t>9010 Taiga</w:t>
+      </w:r>
+      <w:r>
+        <w:t xml:space="preserve"> (SLU Artdatabanken, 2026).</w:t>
+      </w:r>
+    </w:p>
+    <w:p>
+      <w:r>
+        <w:rPr>
+          <w:b/>
+        </w:rPr>
+        <w:t>Tretåig hackspett (NT, §4)</w:t>
+      </w:r>
+      <w:r>
+        <w:t xml:space="preserve"> är rödlistad som nära hotad och ingår i bilaga 1 i EU:s fågeldirektiv. Tretåig hackspett är för sin överlevnad beroende av kontinuerlig tillförsel av äldre döende och död ved, som sker genom naturliga självgallringsprocesser i äldre grannaturskogar och barrblandade naturskogar. Om en skog genom skogsbruk gallras eller glesas ur så upphör och uteblir i stort sett den naturliga självgallringsprocessen för mycket lång tid framöver vilket omöjliggör upprätthållandet av den kontinuerliga ekologiska funktionen i ett område. Det finns studier som visar att naturskogens självgallringsprocess som den tretåiga hackspetten är beroende av, inte kan ersättas med efterlämnad hänsyn i skogsbruket (Imbeau &amp; Desrochers, 2002). Storleken på häckningsreviret varierar med skogstypen, förekomsten av död ved och graden av fragmentering, men är i allmänhet i storleksordningen 25–100 hektar. Vintertid krävs ofta betydligt större områden och det finns studier som antyder att arten behöver minst 100 hektar äldre skog. I områden med låg bonitet kan det behövas över 200 hektar lämpligt habitat för att ett par ska kunna reproducera sig. Områden med dokumenterad permanent förekomst i naturskogsmiljöer har vanligen så stora naturvärden att skogsbruk är olämpligt. Tretåig hackspett är typisk art för </w:t>
+      </w:r>
+      <w:r>
+        <w:rPr>
+          <w:i/>
+        </w:rPr>
+        <w:t xml:space="preserve">9010 Taiga, 9740 Skogsbevuxen myr, 9030 Landhöjningsskog </w:t>
+      </w:r>
+      <w:r>
+        <w:t xml:space="preserve">och </w:t>
+      </w:r>
+      <w:r>
+        <w:rPr>
+          <w:i/>
+        </w:rPr>
+        <w:t>9040 Fjällbjörkskog</w:t>
+      </w:r>
+      <w:r>
+        <w:t xml:space="preserve"> (Skogsstyrelsen, 2016; SLU Artdatabanken, 2024).</w:t>
+      </w:r>
+    </w:p>
+    <w:p>
+      <w:r>
+        <w:rPr>
+          <w:b/>
+        </w:rPr>
+        <w:t>Vedflamlav (NT)</w:t>
+      </w:r>
+      <w:r>
+        <w:t xml:space="preserve"> växer på gammal hård och torr, exponerad kärnved av tall, främst på högstubbar i ljusöppna lägen, t.ex. vid och på myrar, sjökanter, i glesa hällmarkskogar och i brandpräglade tallnaturskogar. Substratet nyskapas i begränsad omfattning och arten är en utmärkt indikator på höga naturvärden i denna skogstyp. Tall- och barrblandskogar med naturskogskaraktär och spår av bränder har ofta höga biologiska värden och bör skyddas. På vedflamlavens bål kan den sällsynta spiklaven/parasiten </w:t>
+      </w:r>
+      <w:r>
+        <w:rPr>
+          <w:i/>
+        </w:rPr>
+        <w:t>Calicium ramboldiicola</w:t>
+      </w:r>
+      <w:r>
+        <w:t xml:space="preserve"> (VU) påträffas (SLU Artdatabanken, 2026).</w:t>
+      </w:r>
+    </w:p>
+    <w:p>
+      <w:r>
+        <w:rPr>
+          <w:b/>
+        </w:rPr>
+        <w:t>Vedskivlav (NT)</w:t>
+      </w:r>
+      <w:r>
+        <w:t xml:space="preserve"> växer på gammal, torr, exponerad, hård kärnved av framförallt tall i naturskogsartade bestånd. Avverkning av tallskog av naturskogskaraktär med spår av återkommande bränder är ett hot. Mängden lämplig ved att växa på för vedskivlav minskar, dels på grund av naturlig nedbrytning men framförallt på grund av att de förstörs i samband med slutavverkningar, gallringar och markberedning. Tall- och blandbarrskogar av naturskogskaraktär med spår av återkommande bränder bör skyddas. Vedskivlav är typisk art för </w:t>
+      </w:r>
+      <w:r>
+        <w:rPr>
+          <w:i/>
+        </w:rPr>
+        <w:t>9010 Taiga</w:t>
+      </w:r>
+      <w:r>
+        <w:t xml:space="preserve"> (SLU Artdatabanken, 2024).</w:t>
+      </w:r>
+    </w:p>
+    <w:p>
+      <w:pPr>
+        <w:pStyle w:val="Heading1"/>
+      </w:pPr>
+      <w:r>
+        <w:t>EU:s fågeldirektiv</w:t>
+      </w:r>
+    </w:p>
+    <w:p>
+      <w:r>
+        <w:t xml:space="preserve">Europeiska unionens medlemsländer är skyldiga att agera i enlighet med EU:s fågeldirektiv där det uttryckligen står att direktivet gäller för fåglar samt för deras ägg, bon och </w:t>
       </w:r>
       <w:r>
         <w:rPr>
@@ -129,230 +335,6 @@
       </w:r>
       <w:r>
         <w:t>(artikel 1). Vidare att de åtgärder som vidtas inte får leda till en försämring av den nuvarande situationen beträffande bevarandet av de fågelarter som avses i artikel 1 (artikel 13). Fågeldirektivet är styrande för tillsynsansvariga myndigheters ärendehantering, ställningstaganden och beslutsfattande.</w:t>
-      </w:r>
-    </w:p>
-    <w:p>
-      <w:r>
-        <w:rPr>
-          <w:b/>
-        </w:rPr>
-        <w:t>Tretåig hackspett (NT, §4)</w:t>
-      </w:r>
-      <w:r>
-        <w:t xml:space="preserve"> är rödlistad som nära hotad och ingår i bilaga 1 i EU:s fågeldirektiv. Tretåig hackspett är för sin överlevnad beroende av kontinuerlig tillförsel av äldre döende och död ved, som sker genom naturliga självgallringsprocesser i äldre grannaturskogar och barrblandade naturskogar. Om en skog genom skogsbruk gallras eller glesas ur så upphör och uteblir i stort sett den naturliga självgallringsprocessen för mycket lång tid framöver vilket omöjliggör upprätthållandet av den kontinuerliga ekologiska funktionen i ett område. Det finns studier som visar att naturskogens självgallringsprocess som den tretåiga hackspetten är beroende av, inte kan ersättas med efterlämnad hänsyn i skogsbruket (Imbeau &amp; Desrochers, 2002). Storleken på häckningsreviret varierar med skogstypen, förekomsten av död ved och graden av fragmentering, men är i allmänhet i storleksordningen 25–100 hektar. Vintertid krävs ofta betydligt större områden och det finns studier som antyder att arten behöver minst 100 hektar äldre skog. I områden med låg bonitet kan det behövas över 200 hektar lämpligt habitat för att ett par ska kunna reproducera sig. Områden med dokumenterad permanent förekomst i naturskogsmiljöer har vanligen så stora naturvärden att skogsbruk är olämpligt. Tretåig hackspett är typisk art för </w:t>
-      </w:r>
-      <w:r>
-        <w:rPr>
-          <w:i/>
-        </w:rPr>
-        <w:t xml:space="preserve">9010 Taiga, 9740 Skogsbevuxen myr, 9030 Landhöjningsskog </w:t>
-      </w:r>
-      <w:r>
-        <w:t xml:space="preserve">och </w:t>
-      </w:r>
-      <w:r>
-        <w:rPr>
-          <w:i/>
-        </w:rPr>
-        <w:t>9040 Fjällbjörkskog</w:t>
-      </w:r>
-      <w:r>
-        <w:t xml:space="preserve"> (Skogsstyrelsen, 2016; SLU Artdatabanken, 2024).</w:t>
-      </w:r>
-    </w:p>
-    <w:p>
-      <w:r>
-        <w:t>I BILAGA 1 finns mer detaljerad information om ekologi samt krav på livsmiljö hos fridlysta arter.</w:t>
-      </w:r>
-    </w:p>
-    <w:p>
-      <w:pPr>
-        <w:pStyle w:val="Heading2"/>
-      </w:pPr>
-      <w:r>
-        <w:t>Övriga naturvårdsarter</w:t>
-      </w:r>
-    </w:p>
-    <w:p>
-      <w:r>
-        <w:rPr>
-          <w:b/>
-        </w:rPr>
-        <w:t>Blågrå svartspik (NT)</w:t>
-      </w:r>
-      <w:r>
-        <w:t xml:space="preserve"> växer på torr, hård ved av gamla, solbelysta torrakor, högstubbar av tall och grova döda grenar på levande tallar i öppna bestånd av naturskogskaraktär. Nästan alltid rör det sig om tjärrika torrträd och högstubbar (töreved, keloträd) som kan vara en bra bit över hundra år, i vissa fall sannolikt hundratals år gamla. Skogsbruk är idag det allvarligaste hotet. Ett långsiktigt hot är att nybildningen av gamla torrakor och högstubbar är en långsam process vilken ofta är beroende av skogsbrand. Nytt substrat bildas numera sannolikt nästan inte alls då antalet naturliga skogsbränder har minskat drastiskt på grund av effektivare brandbekämpning. Döda träd som lämnas efter avverkning är inte lämpliga för arten, eftersom dessa träd inte varit utsatta för skogsbrand och bildat tjärrik ved. Skogsbruksåtgärder på eller i närheten av växtplatserna bör undvikas. Naturskogsartade skogar med förekomst av arten indikerar höga biologiska värden och bör bevaras. Blågrå svartspik har en mycket begränsad utbredning utanför de nordiska länderna varför dessa länder har ett speciellt ansvar för arten (SLU Artdatabanken, 2024).</w:t>
-      </w:r>
-    </w:p>
-    <w:p>
-      <w:r>
-        <w:rPr>
-          <w:b/>
-        </w:rPr>
-        <w:t>Dvärgbägarlav (NT)</w:t>
-      </w:r>
-      <w:r>
-        <w:t xml:space="preserve"> förekommer över hela Sverige på gammal hård ved, huvudsakligen på tall men i södra Sverige även på ek. Veden utgörs framförallt av grova stubbar, lågor och grenar. Substratet har blivit sällsyntare och nybildning av substrat sker bara i begränsad omfattning. Arten hotas av att grova lågor blir allt sällsyntare i dagens kulturskogar samt att nybildningen av lämpliga substrat går mycket långsamt. En riklig tillgång på gamla tall- eller eklågor måste säkerställas på artens lokaler. Dvärgbägarlav är typisk art för </w:t>
-      </w:r>
-      <w:r>
-        <w:rPr>
-          <w:i/>
-        </w:rPr>
-        <w:t>9010 Taiga</w:t>
-      </w:r>
-      <w:r>
-        <w:t xml:space="preserve"> (SLU Artdatabanken, 2024; Nitare &amp; Skogsstyrelsen, 2019).</w:t>
-      </w:r>
-    </w:p>
-    <w:p>
-      <w:r>
-        <w:rPr>
-          <w:b/>
-        </w:rPr>
-        <w:t>Gammelgransskål (NT)</w:t>
-      </w:r>
-      <w:r>
-        <w:t xml:space="preserve"> är en liten skålsvamp som växer på gamla granar med skrovlig bark. Typiska växtplatser är gransumpskog i myrkanter, bäckdråg, bäckraviner och skuggiga bergssluttningar, men också skog på torrare mark kan hysa arten om beståndet har stark naturskogskaraktär. Bestånd med arten bör behandlas som nyckelbiotoper och sparas vid en slutavverkning. Även gallring bör undvikas. Gammelgransskål är typisk art för </w:t>
-      </w:r>
-      <w:r>
-        <w:rPr>
-          <w:i/>
-        </w:rPr>
-        <w:t>9010 Taiga</w:t>
-      </w:r>
-      <w:r>
-        <w:t xml:space="preserve"> (SLU Artdatabanken, 2024; Nitare &amp; Skogsstyrelsen, 2019).</w:t>
-      </w:r>
-    </w:p>
-    <w:p>
-      <w:r>
-        <w:rPr>
-          <w:b/>
-        </w:rPr>
-        <w:t>Gränsticka (VU)</w:t>
-      </w:r>
-      <w:r>
-        <w:t xml:space="preserve"> är en mycket bra signalart inom hela sitt utbredningsområde. Den är huvudsakligen knuten till restbestånd av barrnaturskog och förekommer med ett tydligt optimum i orörda eller måttligt påverkade gamla granskogar där det föreligger långvarig kontinuitet av grov död ved. Den totala populationen bedöms ha minskat och fortsätter att minska i takt med att grankontinuitetsskogar (äldre tidigare icke kalavverkade skogar) minskar i areal. Minskningstakten överstiger gränsvärdet för sårbar (VU). Lokaler som hyser arten bör undantas från skogsbruk, speciellt i mellersta och södra Sverige. Gränsticka är typisk art för </w:t>
-      </w:r>
-      <w:r>
-        <w:rPr>
-          <w:i/>
-        </w:rPr>
-        <w:t>9010 Taiga</w:t>
-      </w:r>
-      <w:r>
-        <w:t xml:space="preserve"> (SLU Artdatabanken, 2026; Nitare &amp; Skogsstyrelsen, 2019).</w:t>
-      </w:r>
-    </w:p>
-    <w:p>
-      <w:r>
-        <w:rPr>
-          <w:b/>
-        </w:rPr>
-        <w:t>Knottrig blåslav (NT)</w:t>
-      </w:r>
-      <w:r>
-        <w:t xml:space="preserve"> har sin huvudutbredning i gamla granskogar i det övre barrskogsbältet mot fjällen. Den signalerar alltid höga naturvärden och växer i skogar med lång kontinuitet, mest i opåverkade naturskogsbestånd. Arten överlever inte en slutavverkning (inklusive hänsyn) och den finns idag enbart i kontinuitetsskog. Lavens fortsatta förekomst bör säkerställas genom att lokaler med äldre barrskog skyddas. Knottrig blåslav är typisk art för </w:t>
-      </w:r>
-      <w:r>
-        <w:rPr>
-          <w:i/>
-        </w:rPr>
-        <w:t xml:space="preserve">9010 Taiga </w:t>
-      </w:r>
-      <w:r>
-        <w:t>och</w:t>
-      </w:r>
-      <w:r>
-        <w:rPr>
-          <w:i/>
-        </w:rPr>
-        <w:t xml:space="preserve"> 9040 Fjällbjörkskog</w:t>
-      </w:r>
-    </w:p>
-    <w:p>
-      <w:r>
-        <w:t>(SLU Artdatabanken, 2024; Nitare &amp; Skogsstyrelsen, 2019).</w:t>
-      </w:r>
-    </w:p>
-    <w:p>
-      <w:r>
-        <w:rPr>
-          <w:b/>
-        </w:rPr>
-        <w:t>Kolflarnlav (NT)</w:t>
-      </w:r>
-      <w:r>
-        <w:t xml:space="preserve"> är brandberoende och växer nästan uteslutande på kolad hård kärnved av tall. Etableringen verkar ske först 100–300 år efter brand och nytt substrat nybildas i mycket begränsad omfattning. Avverkning av tallskog av naturskogskaraktär med spår av återkommande bränder är ett hot och mängden lämplig ved att växa på för arten minskar dels på grund av naturlig nedbrytning men framförallt på grund av att det förstörs i samband med slutavverkningar, gallringar och markberedning. Såväl kolflarnlav som mörk kolflarnlav har glänsande bålfjäll och förekommer främst i tall- och blandbarrskogar av naturskogskaraktär med spår av återkommande bränder. Skogar som dessa hyser höga biologiska värden och bör skyddas. Kolflarnlav är typisk art för </w:t>
-      </w:r>
-      <w:r>
-        <w:rPr>
-          <w:i/>
-        </w:rPr>
-        <w:t>9010 Taiga</w:t>
-      </w:r>
-      <w:r>
-        <w:t xml:space="preserve"> (SLU Artdatabanken, 2024).</w:t>
-      </w:r>
-    </w:p>
-    <w:p>
-      <w:r>
-        <w:rPr>
-          <w:b/>
-        </w:rPr>
-        <w:t>Talltagel (NT)</w:t>
-      </w:r>
-      <w:r>
-        <w:t xml:space="preserve"> är en boreal art som förekommer på tall i äldre, öppna tallskogar. Den påverkas negativt av brist på kontinuitetsskog och minskningstakten bedöms vara nära gränsvärdet för Sårbar (VU). Talltagel är typisk art för </w:t>
-      </w:r>
-      <w:r>
-        <w:rPr>
-          <w:i/>
-        </w:rPr>
-        <w:t>9010 Taiga</w:t>
-      </w:r>
-      <w:r>
-        <w:t xml:space="preserve"> (SLU Artdatabanken, 2026).</w:t>
-      </w:r>
-    </w:p>
-    <w:p>
-      <w:r>
-        <w:rPr>
-          <w:b/>
-        </w:rPr>
-        <w:t>Vedflamlav (NT)</w:t>
-      </w:r>
-      <w:r>
-        <w:t xml:space="preserve"> växer på gammal hård och torr, exponerad kärnved av tall, främst på högstubbar i ljusöppna lägen, t.ex. vid och på myrar, sjökanter, i glesa hällmarkskogar och i brandpräglade tallnaturskogar. Substratet nyskapas i begränsad omfattning och arten är en utmärkt indikator på höga naturvärden i denna skogstyp. Tall- och barrblandskogar med naturskogskaraktär och spår av bränder har ofta höga biologiska värden och bör skyddas. På vedflamlavens bål kan den sällsynta spiklaven/parasiten </w:t>
-      </w:r>
-      <w:r>
-        <w:rPr>
-          <w:i/>
-        </w:rPr>
-        <w:t>Calicium ramboldiicola</w:t>
-      </w:r>
-      <w:r>
-        <w:t xml:space="preserve"> (VU) påträffas (SLU Artdatabanken, 2026).</w:t>
-      </w:r>
-    </w:p>
-    <w:p>
-      <w:r>
-        <w:rPr>
-          <w:b/>
-        </w:rPr>
-        <w:t>Vedskivlav (NT)</w:t>
-      </w:r>
-      <w:r>
-        <w:t xml:space="preserve"> växer på gammal, torr, exponerad, hård kärnved av framförallt tall i naturskogsartade bestånd. Avverkning av tallskog av naturskogskaraktär med spår av återkommande bränder är ett hot. Mängden lämplig ved att växa på för vedskivlav minskar, dels på grund av naturlig nedbrytning men framförallt på grund av att de förstörs i samband med slutavverkningar, gallringar och markberedning. Tall- och blandbarrskogar av naturskogskaraktär med spår av återkommande bränder bör skyddas. Vedskivlav är typisk art för </w:t>
-      </w:r>
-      <w:r>
-        <w:rPr>
-          <w:i/>
-        </w:rPr>
-        <w:t>9010 Taiga</w:t>
-      </w:r>
-      <w:r>
-        <w:t xml:space="preserve"> (SLU Artdatabanken, 2024).</w:t>
       </w:r>
     </w:p>
     <w:p>
@@ -1017,7 +999,7 @@
     <w:r>
       <w:tab/>
       <w:tab/>
-      <w:t>2026-06-20</w:t>
+      <w:t>2026-06-21</w:t>
       <w:br/>
       <w:br/>
     </w:r>

--- a/tillsyn/A 64837-2023 tillsynsbegäran.docx
+++ b/tillsyn/A 64837-2023 tillsynsbegäran.docx
@@ -999,7 +999,7 @@
     <w:r>
       <w:tab/>
       <w:tab/>
-      <w:t>2026-06-21</w:t>
+      <w:t>2026-06-22</w:t>
       <w:br/>
       <w:br/>
     </w:r>

--- a/tillsyn/A 64837-2023 tillsynsbegäran.docx
+++ b/tillsyn/A 64837-2023 tillsynsbegäran.docx
@@ -999,7 +999,7 @@
     <w:r>
       <w:tab/>
       <w:tab/>
-      <w:t>2026-06-22</w:t>
+      <w:t>2026-06-23</w:t>
       <w:br/>
       <w:br/>
     </w:r>

--- a/tillsyn/A 64837-2023 tillsynsbegäran.docx
+++ b/tillsyn/A 64837-2023 tillsynsbegäran.docx
@@ -999,7 +999,7 @@
     <w:r>
       <w:tab/>
       <w:tab/>
-      <w:t>2026-06-23</w:t>
+      <w:t>2026-06-24</w:t>
       <w:br/>
       <w:br/>
     </w:r>

--- a/tillsyn/A 64837-2023 tillsynsbegäran.docx
+++ b/tillsyn/A 64837-2023 tillsynsbegäran.docx
@@ -999,7 +999,7 @@
     <w:r>
       <w:tab/>
       <w:tab/>
-      <w:t>2026-06-24</w:t>
+      <w:t>2026-06-25</w:t>
       <w:br/>
       <w:br/>
     </w:r>

--- a/tillsyn/A 64837-2023 tillsynsbegäran.docx
+++ b/tillsyn/A 64837-2023 tillsynsbegäran.docx
@@ -999,7 +999,7 @@
     <w:r>
       <w:tab/>
       <w:tab/>
-      <w:t>2026-06-25</w:t>
+      <w:t>2026-06-26</w:t>
       <w:br/>
       <w:br/>
     </w:r>

--- a/tillsyn/A 64837-2023 tillsynsbegäran.docx
+++ b/tillsyn/A 64837-2023 tillsynsbegäran.docx
@@ -999,7 +999,7 @@
     <w:r>
       <w:tab/>
       <w:tab/>
-      <w:t>2026-06-26</w:t>
+      <w:t>2026-06-27</w:t>
       <w:br/>
       <w:br/>
     </w:r>

--- a/tillsyn/A 64837-2023 tillsynsbegäran.docx
+++ b/tillsyn/A 64837-2023 tillsynsbegäran.docx
@@ -999,7 +999,7 @@
     <w:r>
       <w:tab/>
       <w:tab/>
-      <w:t>2026-06-27</w:t>
+      <w:t>2026-06-28</w:t>
       <w:br/>
       <w:br/>
     </w:r>

--- a/tillsyn/A 64837-2023 tillsynsbegäran.docx
+++ b/tillsyn/A 64837-2023 tillsynsbegäran.docx
@@ -999,7 +999,7 @@
     <w:r>
       <w:tab/>
       <w:tab/>
-      <w:t>2026-06-28</w:t>
+      <w:t>2026-06-29</w:t>
       <w:br/>
       <w:br/>
     </w:r>

--- a/tillsyn/A 64837-2023 tillsynsbegäran.docx
+++ b/tillsyn/A 64837-2023 tillsynsbegäran.docx
@@ -999,7 +999,7 @@
     <w:r>
       <w:tab/>
       <w:tab/>
-      <w:t>2026-06-29</w:t>
+      <w:t>2026-06-30</w:t>
       <w:br/>
       <w:br/>
     </w:r>

--- a/tillsyn/A 64837-2023 tillsynsbegäran.docx
+++ b/tillsyn/A 64837-2023 tillsynsbegäran.docx
@@ -999,7 +999,7 @@
     <w:r>
       <w:tab/>
       <w:tab/>
-      <w:t>2026-06-30</w:t>
+      <w:t>2026-07-01</w:t>
       <w:br/>
       <w:br/>
     </w:r>

--- a/tillsyn/A 64837-2023 tillsynsbegäran.docx
+++ b/tillsyn/A 64837-2023 tillsynsbegäran.docx
@@ -999,7 +999,7 @@
     <w:r>
       <w:tab/>
       <w:tab/>
-      <w:t>2026-07-01</w:t>
+      <w:t>2026-07-02</w:t>
       <w:br/>
       <w:br/>
     </w:r>

--- a/tillsyn/A 64837-2023 tillsynsbegäran.docx
+++ b/tillsyn/A 64837-2023 tillsynsbegäran.docx
@@ -999,7 +999,7 @@
     <w:r>
       <w:tab/>
       <w:tab/>
-      <w:t>2026-07-13</w:t>
+      <w:t>2026-07-14</w:t>
       <w:br/>
       <w:br/>
     </w:r>

--- a/tillsyn/A 64837-2023 tillsynsbegäran.docx
+++ b/tillsyn/A 64837-2023 tillsynsbegäran.docx
@@ -999,7 +999,7 @@
     <w:r>
       <w:tab/>
       <w:tab/>
-      <w:t>2026-07-14</w:t>
+      <w:t>2026-07-15</w:t>
       <w:br/>
       <w:br/>
     </w:r>

--- a/tillsyn/A 64837-2023 tillsynsbegäran.docx
+++ b/tillsyn/A 64837-2023 tillsynsbegäran.docx
@@ -999,7 +999,7 @@
     <w:r>
       <w:tab/>
       <w:tab/>
-      <w:t>2026-07-15</w:t>
+      <w:t>2026-07-16</w:t>
       <w:br/>
       <w:br/>
     </w:r>

--- a/tillsyn/A 64837-2023 tillsynsbegäran.docx
+++ b/tillsyn/A 64837-2023 tillsynsbegäran.docx
@@ -999,7 +999,7 @@
     <w:r>
       <w:tab/>
       <w:tab/>
-      <w:t>2026-07-16</w:t>
+      <w:t>2026-07-17</w:t>
       <w:br/>
       <w:br/>
     </w:r>

--- a/tillsyn/A 64837-2023 tillsynsbegäran.docx
+++ b/tillsyn/A 64837-2023 tillsynsbegäran.docx
@@ -999,7 +999,7 @@
     <w:r>
       <w:tab/>
       <w:tab/>
-      <w:t>2026-07-17</w:t>
+      <w:t>2026-07-18</w:t>
       <w:br/>
       <w:br/>
     </w:r>

--- a/tillsyn/A 64837-2023 tillsynsbegäran.docx
+++ b/tillsyn/A 64837-2023 tillsynsbegäran.docx
@@ -999,7 +999,7 @@
     <w:r>
       <w:tab/>
       <w:tab/>
-      <w:t>2026-07-18</w:t>
+      <w:t>2026-07-19</w:t>
       <w:br/>
       <w:br/>
     </w:r>

--- a/tillsyn/A 64837-2023 tillsynsbegäran.docx
+++ b/tillsyn/A 64837-2023 tillsynsbegäran.docx
@@ -999,7 +999,7 @@
     <w:r>
       <w:tab/>
       <w:tab/>
-      <w:t>2026-07-19</w:t>
+      <w:t>2026-07-20</w:t>
       <w:br/>
       <w:br/>
     </w:r>

--- a/tillsyn/A 64837-2023 tillsynsbegäran.docx
+++ b/tillsyn/A 64837-2023 tillsynsbegäran.docx
@@ -999,7 +999,7 @@
     <w:r>
       <w:tab/>
       <w:tab/>
-      <w:t>2026-07-20</w:t>
+      <w:t>2026-07-21</w:t>
       <w:br/>
       <w:br/>
     </w:r>

--- a/tillsyn/A 64837-2023 tillsynsbegäran.docx
+++ b/tillsyn/A 64837-2023 tillsynsbegäran.docx
@@ -999,7 +999,7 @@
     <w:r>
       <w:tab/>
       <w:tab/>
-      <w:t>2026-07-21</w:t>
+      <w:t>2026-07-22</w:t>
       <w:br/>
       <w:br/>
     </w:r>

--- a/tillsyn/A 64837-2023 tillsynsbegäran.docx
+++ b/tillsyn/A 64837-2023 tillsynsbegäran.docx
@@ -65,7 +65,7 @@
     </w:p>
     <w:p>
       <w:r>
-        <w:t>I och inom 6 meter från avverkningsanmälan finns fynd av 10 naturvårdsarter, varav 10 är rödlistade, 1 är fridlyst och 8 är typiska (T): gränsticka (VU, T), blågrå svartspik (NT), dvärgbägarlav (NT, T), gammelgransskål (NT, T), knottrig blåslav (NT, T), kolflarnlav (NT, T), talltagel (NT, T), tretåig hackspett (NT, T, §4), vedflamlav (NT) och vedskivlav (NT, T). Se Figur 1.</w:t>
+        <w:t>I och inom 6 meter från avverkningsanmälan finns fynd av 14 naturvårdsarter, varav 13 är rödlistade, 1 är fridlyst, 10 är typiska (T) och 1 är signalart (S): garnlav (VU, T), gränsticka (VU, T), blanksvart spiklav (NT), blågrå svartspik (NT), dvärgbägarlav (NT, T), gammelgransskål (NT, T), knottrig blåslav (NT, T), kolflarnlav (NT, T), mörk kolflarnlav (NT), talltagel (NT, T), tretåig hackspett (NT, T, §4), vedflamlav (NT), vedskivlav (NT, T) och vedticka (S, T). Se Figur 1.</w:t>
       </w:r>
     </w:p>
     <w:p>
@@ -109,6 +109,35 @@
         <w:rPr>
           <w:b/>
         </w:rPr>
+        <w:t>Garnlav (VU)</w:t>
+      </w:r>
+      <w:r>
+        <w:t xml:space="preserve"> är en utpräglad barrskogsart som ibland kan drapera träden i norrländska grannaturskogar med hög luftfuktighet. Den förekommer även i talldominerade bestånd där den, förutom i trädens grenverk, påträffas hängande över ojämnheter i tallbarken. Arten har minskat starkt i södra och mellersta Sverige och den minskar även i sitt nordliga utbredningsområde. Minskningstakten uppgår till 30 (20–50) % inom 50 år och överstiger gränsvärdet för Sårbar (VU). Orsaken till tillbakagången beror främst på slutavverkningar av naturskogsartade skogar. Bestånd med riklig förekomst bör regelmässigt sparas, vilket även gynnar flera andra sällsynta och rödlistade arter. Garnlav är värdväxt för den mycket sällsynta och akut hotade fjärilen barrskogslavfly (CR) som hör hemma i boreala barrskogar med riklig förekomst av värdväxten. Tidigare kunde arten konstateras årligen på flera platser vid Dala-Floda i Dalarna innan lokalerna kalavverkades. Senaste fyndet i landet av barrskogslavfly är från år 2000 då den påträffades vid Högberget i Sollefteå kommun. Garnlav är typisk art för </w:t>
+      </w:r>
+      <w:r>
+        <w:rPr>
+          <w:i/>
+        </w:rPr>
+        <w:t xml:space="preserve">9010 Taiga </w:t>
+      </w:r>
+      <w:r>
+        <w:t>och</w:t>
+      </w:r>
+      <w:r>
+        <w:rPr>
+          <w:i/>
+        </w:rPr>
+        <w:t xml:space="preserve"> 9070 Trädklädd betesmark</w:t>
+      </w:r>
+      <w:r>
+        <w:t xml:space="preserve"> (SLU Artdatabanken, 2026).</w:t>
+      </w:r>
+    </w:p>
+    <w:p>
+      <w:r>
+        <w:rPr>
+          <w:b/>
+        </w:rPr>
         <w:t>Gränsticka (VU)</w:t>
       </w:r>
       <w:r>
@@ -129,6 +158,17 @@
         <w:rPr>
           <w:b/>
         </w:rPr>
+        <w:t>Blanksvart spiklav (NT)</w:t>
+      </w:r>
+      <w:r>
+        <w:t xml:space="preserve"> förekommer på torr, hård, gammal kärnved men även på äldre ytved av tall i naturskogsartade bestånd med begränsad brandpåverkan och ostörd hydrologi. Skogsbruksåtgärder på eller i närheten av lokaler med blanksvart spiklav utgör ett hot. Naturskogsartade öppna tall- och barrblandskogar med blanksvart spiklav indikerar höga biologiska värden och bör bevaras (SLU Artdatabanken, 2024).</w:t>
+      </w:r>
+    </w:p>
+    <w:p>
+      <w:r>
+        <w:rPr>
+          <w:b/>
+        </w:rPr>
         <w:t>Blågrå svartspik (NT)</w:t>
       </w:r>
       <w:r>
@@ -231,6 +271,17 @@
         <w:rPr>
           <w:b/>
         </w:rPr>
+        <w:t>Mörk kolflarnlav (NT)</w:t>
+      </w:r>
+      <w:r>
+        <w:t xml:space="preserve"> är brandberoende och växer nästan uteslutande på kolad hård kärnved av tall. Arten förekommer främst i glesa, öppna tall- och blandbarrskogar av naturskogskaraktär och etableringen verkar ske sent efter brand, kanske först efter 100–300 år. Mörk kolflarnlav indikerar skog med höga naturvärden och vanligast är att den påträffas på rester av nedbrunna torrakor och högstubbar och lågstubbar som är så grova att hela innandömet är urbränt. Tall- och blandbarrskogar av naturskogskaraktär med spår av återkommande bränder hyser höga biologiska värden och bör skyddas (SLU Artdatabanken, 2024).</w:t>
+      </w:r>
+    </w:p>
+    <w:p>
+      <w:r>
+        <w:rPr>
+          <w:b/>
+        </w:rPr>
         <w:t>Talltagel (NT)</w:t>
       </w:r>
       <w:r>
@@ -313,6 +364,26 @@
       </w:r>
       <w:r>
         <w:t xml:space="preserve"> (SLU Artdatabanken, 2024).</w:t>
+      </w:r>
+    </w:p>
+    <w:p>
+      <w:r>
+        <w:rPr>
+          <w:b/>
+        </w:rPr>
+        <w:t xml:space="preserve">Vedticka </w:t>
+      </w:r>
+      <w:r>
+        <w:t xml:space="preserve">är en bra signalart söder om den naturliga norrlandsgränsen. Den är huvudsakligen knuten till äldre barrskogar där det föreligger långvarig kontinuitet av död barrved. Vedticka är typisk art för </w:t>
+      </w:r>
+      <w:r>
+        <w:rPr>
+          <w:i/>
+        </w:rPr>
+        <w:t xml:space="preserve">9010 Taiga </w:t>
+      </w:r>
+      <w:r>
+        <w:t>(Nitare &amp; Skogsstyrelsen, 2019; SLU Artdatabanken, 2025).</w:t>
       </w:r>
     </w:p>
     <w:p>
@@ -352,7 +423,7 @@
     </w:p>
     <w:p>
       <w:r>
-        <w:t>Följande typiska arter har sina livsmiljöer och växtplatser i den avverkningsanmälda skogen: gränsticka (VU, T), dvärgbägarlav (NT, T), gammelgransskål (NT, T), knottrig blåslav (NT, T), kolflarnlav (NT, T), talltagel (NT, T), tretåig hackspett (NT, T, §4) och vedskivlav (NT, T).</w:t>
+        <w:t>Följande typiska arter har sina livsmiljöer och växtplatser i den avverkningsanmälda skogen: garnlav (VU, T), gränsticka (VU, T), dvärgbägarlav (NT, T), gammelgransskål (NT, T), knottrig blåslav (NT, T), kolflarnlav (NT, T), talltagel (NT, T), tretåig hackspett (NT, T, §4), vedskivlav (NT, T) och vedticka (S, T).</w:t>
       </w:r>
     </w:p>
     <w:p>
@@ -999,7 +1070,7 @@
     <w:r>
       <w:tab/>
       <w:tab/>
-      <w:t>2026-07-22</w:t>
+      <w:t>2026-07-23</w:t>
       <w:br/>
       <w:br/>
     </w:r>

--- a/tillsyn/A 64837-2023 tillsynsbegäran.docx
+++ b/tillsyn/A 64837-2023 tillsynsbegäran.docx
@@ -60,12 +60,12 @@
         <w:spacing w:after="240"/>
       </w:pPr>
       <w:r>
-        <w:t>Figur 1. Fyndplatser för naturvårdsarter i och inom 6 meter från avverkningsanmälan. Markörer utan svart kant är placerade på fyndplatsen. Markörer med svart kant är placerade vid sidan av fyndplatsen har ett svart streck som visar fyndplatsens exakta position. Kartans mittpunktskoordinat är N 7310196, E 623807 i SWEREF 99 TM.</w:t>
+        <w:t>Figur 1. Fyndplatser för naturvårdsarter i och inom 10 meter från avverkningsanmälan. Markörer utan svart kant är placerade på fyndplatsen. Markörer med svart kant är placerade vid sidan av fyndplatsen har ett svart streck som visar fyndplatsens exakta position. Kartans mittpunktskoordinat är N 7310196, E 623807 i SWEREF 99 TM.</w:t>
       </w:r>
     </w:p>
     <w:p>
       <w:r>
-        <w:t>I och inom 6 meter från avverkningsanmälan finns fynd av 14 naturvårdsarter, varav 13 är rödlistade, 1 är fridlyst, 10 är typiska (T) och 1 är signalart (S): garnlav (VU, T), gränsticka (VU, T), blanksvart spiklav (NT), blågrå svartspik (NT), dvärgbägarlav (NT, T), gammelgransskål (NT, T), knottrig blåslav (NT, T), kolflarnlav (NT, T), mörk kolflarnlav (NT), talltagel (NT, T), tretåig hackspett (NT, T, §4), vedflamlav (NT), vedskivlav (NT, T) och vedticka (S, T). Se Figur 1.</w:t>
+        <w:t>I och inom 10 meter från avverkningsanmälan finns fynd av 17 naturvårdsarter, varav 14 är rödlistade, 3 är fridlysta, 11 är typiska (T) och 2 är signalarter (S): garnlav (VU, T), gränsticka (VU, T), blanksvart spiklav (NT), blågrå svartspik (NT), dvärgbägarlav (NT, T), gammelgransskål (NT, T), knottrig blåslav (NT, T), kolflarnlav (NT, T), kortskaftad ärgspik (NT), mörk kolflarnlav (NT), talltagel (NT, T), tretåig hackspett (NT, T, §4), vedflamlav (NT), vedskivlav (NT, T), spindelblomster (S, T, §8), vedticka (S, T) och revlummer (§9). Se Figur 1.</w:t>
       </w:r>
     </w:p>
     <w:p>
@@ -271,6 +271,17 @@
         <w:rPr>
           <w:b/>
         </w:rPr>
+        <w:t>Kortskaftad ärgspik (NT)</w:t>
+      </w:r>
+      <w:r>
+        <w:t xml:space="preserve"> förekommer i barrträdsdominerade skogar och växer nästan uteslutande på tallved. Den föredrar gamla högstubbar i fuktig och halvöppen miljö, t.ex. i myrkanter, sumpskog och brandpräglad skog. Arten indikerar kontinuerlig tillgång till gamla högstubbar i kombination med hög och jämn luftfuktighet. Skogsbruk på lokaler med kortskaftad ärgspik utgör ett hot. På lång sikt bildas färre lämpliga substrat än vad som försvinner. Avverkning av barrträdsdominerade bestånd av naturskogskaraktär utgör ett långsiktigt hot. Naturskogsartade bestånd med riklig förekomst av gamla och grova tallhögstubbar bör undantas från skogsbruk (SLU Artdatabanken, 2024).</w:t>
+      </w:r>
+    </w:p>
+    <w:p>
+      <w:r>
+        <w:rPr>
+          <w:b/>
+        </w:rPr>
         <w:t>Mörk kolflarnlav (NT)</w:t>
       </w:r>
       <w:r>
@@ -364,6 +375,35 @@
       </w:r>
       <w:r>
         <w:t xml:space="preserve"> (SLU Artdatabanken, 2024).</w:t>
+      </w:r>
+    </w:p>
+    <w:p>
+      <w:r>
+        <w:rPr>
+          <w:b/>
+        </w:rPr>
+        <w:t>Spindelblomster (§8)</w:t>
+      </w:r>
+      <w:r>
+        <w:t xml:space="preserve"> växer i äldre mossrik granskog eller barrblandskog, men även i fjällbjörkskog. Arten indikerar långvarig trädkontinuitet och hög luftfuktighet och är mycket känslig för uttorkning och markskador. Spindelblomster har i många trakter minskat starkt under senare tid på grund av slutavverkningar och skogsmarksdikning. Spindelblomster är typisk art för </w:t>
+      </w:r>
+      <w:r>
+        <w:rPr>
+          <w:i/>
+        </w:rPr>
+        <w:t xml:space="preserve">9010 Taiga, 9050 Näringsrik granskog </w:t>
+      </w:r>
+      <w:r>
+        <w:t>och</w:t>
+      </w:r>
+      <w:r>
+        <w:rPr>
+          <w:i/>
+        </w:rPr>
+        <w:t xml:space="preserve"> 9040 Fjällbjörkskog</w:t>
+      </w:r>
+      <w:r>
+        <w:t xml:space="preserve"> (Nitare &amp; Skogsstyrelsen, 2019; SLU Artdatabanken, 2025).</w:t>
       </w:r>
     </w:p>
     <w:p>
@@ -423,7 +463,7 @@
     </w:p>
     <w:p>
       <w:r>
-        <w:t>Följande typiska arter har sina livsmiljöer och växtplatser i den avverkningsanmälda skogen: garnlav (VU, T), gränsticka (VU, T), dvärgbägarlav (NT, T), gammelgransskål (NT, T), knottrig blåslav (NT, T), kolflarnlav (NT, T), talltagel (NT, T), tretåig hackspett (NT, T, §4), vedskivlav (NT, T) och vedticka (S, T).</w:t>
+        <w:t>Följande typiska arter har sina livsmiljöer och växtplatser i den avverkningsanmälda skogen: garnlav (VU, T), gränsticka (VU, T), dvärgbägarlav (NT, T), gammelgransskål (NT, T), knottrig blåslav (NT, T), kolflarnlav (NT, T), talltagel (NT, T), tretåig hackspett (NT, T, §4), vedskivlav (NT, T), spindelblomster (S, T, §8) och vedticka (S, T).</w:t>
       </w:r>
     </w:p>
     <w:p>
@@ -1070,7 +1110,7 @@
     <w:r>
       <w:tab/>
       <w:tab/>
-      <w:t>2026-07-23</w:t>
+      <w:t>2026-07-24</w:t>
       <w:br/>
       <w:br/>
     </w:r>

--- a/tillsyn/A 64837-2023 tillsynsbegäran.docx
+++ b/tillsyn/A 64837-2023 tillsynsbegäran.docx
@@ -1110,7 +1110,7 @@
     <w:r>
       <w:tab/>
       <w:tab/>
-      <w:t>2026-07-24</w:t>
+      <w:t>2026-07-25</w:t>
       <w:br/>
       <w:br/>
     </w:r>

--- a/tillsyn/A 64837-2023 tillsynsbegäran.docx
+++ b/tillsyn/A 64837-2023 tillsynsbegäran.docx
@@ -1110,7 +1110,7 @@
     <w:r>
       <w:tab/>
       <w:tab/>
-      <w:t>2026-07-25</w:t>
+      <w:t>2026-07-26</w:t>
       <w:br/>
       <w:br/>
     </w:r>

--- a/tillsyn/A 64837-2023 tillsynsbegäran.docx
+++ b/tillsyn/A 64837-2023 tillsynsbegäran.docx
@@ -1110,7 +1110,7 @@
     <w:r>
       <w:tab/>
       <w:tab/>
-      <w:t>2026-07-26</w:t>
+      <w:t>2026-07-27</w:t>
       <w:br/>
       <w:br/>
     </w:r>

--- a/tillsyn/A 64837-2023 tillsynsbegäran.docx
+++ b/tillsyn/A 64837-2023 tillsynsbegäran.docx
@@ -1110,7 +1110,7 @@
     <w:r>
       <w:tab/>
       <w:tab/>
-      <w:t>2026-07-27</w:t>
+      <w:t>2026-07-28</w:t>
       <w:br/>
       <w:br/>
     </w:r>

--- a/tillsyn/A 64837-2023 tillsynsbegäran.docx
+++ b/tillsyn/A 64837-2023 tillsynsbegäran.docx
@@ -1110,7 +1110,7 @@
     <w:r>
       <w:tab/>
       <w:tab/>
-      <w:t>2026-07-28</w:t>
+      <w:t>2026-07-29</w:t>
       <w:br/>
       <w:br/>
     </w:r>

--- a/tillsyn/A 64837-2023 tillsynsbegäran.docx
+++ b/tillsyn/A 64837-2023 tillsynsbegäran.docx
@@ -1110,7 +1110,7 @@
     <w:r>
       <w:tab/>
       <w:tab/>
-      <w:t>2026-07-29</w:t>
+      <w:t>2026-07-30</w:t>
       <w:br/>
       <w:br/>
     </w:r>

--- a/tillsyn/A 64837-2023 tillsynsbegäran.docx
+++ b/tillsyn/A 64837-2023 tillsynsbegäran.docx
@@ -1110,7 +1110,7 @@
     <w:r>
       <w:tab/>
       <w:tab/>
-      <w:t>2026-07-30</w:t>
+      <w:t>2026-07-31</w:t>
       <w:br/>
       <w:br/>
     </w:r>

--- a/tillsyn/A 64837-2023 tillsynsbegäran.docx
+++ b/tillsyn/A 64837-2023 tillsynsbegäran.docx
@@ -1110,7 +1110,7 @@
     <w:r>
       <w:tab/>
       <w:tab/>
-      <w:t>2026-07-31</w:t>
+      <w:t>2026-08-01</w:t>
       <w:br/>
       <w:br/>
     </w:r>

--- a/tillsyn/A 64837-2023 tillsynsbegäran.docx
+++ b/tillsyn/A 64837-2023 tillsynsbegäran.docx
@@ -1110,7 +1110,7 @@
     <w:r>
       <w:tab/>
       <w:tab/>
-      <w:t>2026-08-01</w:t>
+      <w:t>2026-08-02</w:t>
       <w:br/>
       <w:br/>
     </w:r>

--- a/tillsyn/A 64837-2023 tillsynsbegäran.docx
+++ b/tillsyn/A 64837-2023 tillsynsbegäran.docx
@@ -1110,7 +1110,7 @@
     <w:r>
       <w:tab/>
       <w:tab/>
-      <w:t>2026-08-02</w:t>
+      <w:t>2026-08-03</w:t>
       <w:br/>
       <w:br/>
     </w:r>

--- a/tillsyn/A 64837-2023 tillsynsbegäran.docx
+++ b/tillsyn/A 64837-2023 tillsynsbegäran.docx
@@ -1110,7 +1110,7 @@
     <w:r>
       <w:tab/>
       <w:tab/>
-      <w:t>2026-08-03</w:t>
+      <w:t>2026-08-04</w:t>
       <w:br/>
       <w:br/>
     </w:r>

--- a/tillsyn/A 64837-2023 tillsynsbegäran.docx
+++ b/tillsyn/A 64837-2023 tillsynsbegäran.docx
@@ -1110,7 +1110,7 @@
     <w:r>
       <w:tab/>
       <w:tab/>
-      <w:t>2026-08-04</w:t>
+      <w:t>2026-08-05</w:t>
       <w:br/>
       <w:br/>
     </w:r>

--- a/tillsyn/A 64837-2023 tillsynsbegäran.docx
+++ b/tillsyn/A 64837-2023 tillsynsbegäran.docx
@@ -1110,7 +1110,7 @@
     <w:r>
       <w:tab/>
       <w:tab/>
-      <w:t>2026-08-05</w:t>
+      <w:t>2026-08-07</w:t>
       <w:br/>
       <w:br/>
     </w:r>

--- a/tillsyn/A 64837-2023 tillsynsbegäran.docx
+++ b/tillsyn/A 64837-2023 tillsynsbegäran.docx
@@ -1110,7 +1110,7 @@
     <w:r>
       <w:tab/>
       <w:tab/>
-      <w:t>2026-08-07</w:t>
+      <w:t>2026-08-08</w:t>
       <w:br/>
       <w:br/>
     </w:r>

--- a/tillsyn/A 64837-2023 tillsynsbegäran.docx
+++ b/tillsyn/A 64837-2023 tillsynsbegäran.docx
@@ -60,12 +60,12 @@
         <w:spacing w:after="240"/>
       </w:pPr>
       <w:r>
-        <w:t>Figur 1. Fyndplatser för naturvårdsarter i och inom 6 meter från avverkningsanmälan. Markörer utan svart kant är placerade på fyndplatsen. Markörer med svart kant är placerade vid sidan av fyndplatsen har ett svart streck som visar fyndplatsens exakta position. Kartans mittpunktskoordinat är N 7310196, E 623807 i SWEREF 99 TM.</w:t>
+        <w:t>Figur 1. Fyndplatser för naturvårdsarter i och inom 10 meter från avverkningsanmälan. Markörer utan svart kant är placerade på fyndplatsen. Markörer med svart kant är placerade vid sidan av fyndplatsen och har ett svart streck som visar fyndplatsens exakta position. Kartans mittpunktskoordinat är N 7310196, E 623807 i SWEREF 99 TM.</w:t>
       </w:r>
     </w:p>
     <w:p>
       <w:r>
-        <w:t>I och inom 6 meter från avverkningsanmälan finns fynd av 10 naturvårdsarter, varav 10 är rödlistade, 1 är fridlyst och 8 är typiska (T): gränsticka (VU, T), blågrå svartspik (NT), dvärgbägarlav (NT, T), gammelgransskål (NT, T), knottrig blåslav (NT, T), kolflarnlav (NT, T), talltagel (NT, T), tretåig hackspett (NT, T, §4), vedflamlav (NT) och vedskivlav (NT, T). Se Figur 1.</w:t>
+        <w:t>I och inom 10 meter från avverkningsanmälan finns fynd av 17 naturvårdsarter, varav 14 är rödlistade, 3 är fridlysta, 11 är typiska (T) och 2 är signalarter (S): garnlav (VU, T), gränsticka (VU, T), blanksvart spiklav (NT), blågrå svartspik (NT), dvärgbägarlav (NT, T), gammelgransskål (NT, T), knottrig blåslav (NT, T), kolflarnlav (NT, T), kortskaftad ärgspik (NT), mörk kolflarnlav (NT), talltagel (NT, T), tretåig hackspett (NT, T, §4), vedflamlav (NT), vedskivlav (NT, T), spindelblomster (S, T, §8), vedticka (S, T) och revlummer (§9). Se Figur 1.</w:t>
       </w:r>
     </w:p>
     <w:p>
@@ -109,6 +109,35 @@
         <w:rPr>
           <w:b/>
         </w:rPr>
+        <w:t>Garnlav (VU)</w:t>
+      </w:r>
+      <w:r>
+        <w:t xml:space="preserve"> är en utpräglad barrskogsart som ibland kan drapera träden i norrländska grannaturskogar med hög luftfuktighet. Den förekommer även i talldominerade bestånd där den, förutom i trädens grenverk, påträffas hängande över ojämnheter i tallbarken. Arten har minskat starkt i södra och mellersta Sverige och den minskar även i sitt nordliga utbredningsområde. Minskningstakten uppgår till 30 (20–50) % inom 50 år och överstiger gränsvärdet för Sårbar (VU). Orsaken till tillbakagången beror främst på slutavverkningar av naturskogsartade skogar. Bestånd med riklig förekomst bör regelmässigt sparas, vilket även gynnar flera andra sällsynta och rödlistade arter. Garnlav är värdväxt för den mycket sällsynta och akut hotade fjärilen barrskogslavfly (CR) som hör hemma i boreala barrskogar med riklig förekomst av värdväxten. Tidigare kunde arten konstateras årligen på flera platser vid Dala-Floda i Dalarna innan lokalerna kalavverkades. Senaste fyndet i landet av barrskogslavfly är från år 2000 då den påträffades vid Högberget i Sollefteå kommun. Garnlav är typisk art för </w:t>
+      </w:r>
+      <w:r>
+        <w:rPr>
+          <w:i/>
+        </w:rPr>
+        <w:t xml:space="preserve">9010 Taiga </w:t>
+      </w:r>
+      <w:r>
+        <w:t>och</w:t>
+      </w:r>
+      <w:r>
+        <w:rPr>
+          <w:i/>
+        </w:rPr>
+        <w:t xml:space="preserve"> 9070 Trädklädd betesmark</w:t>
+      </w:r>
+      <w:r>
+        <w:t xml:space="preserve"> (SLU Artdatabanken, 2026).</w:t>
+      </w:r>
+    </w:p>
+    <w:p>
+      <w:r>
+        <w:rPr>
+          <w:b/>
+        </w:rPr>
         <w:t>Gränsticka (VU)</w:t>
       </w:r>
       <w:r>
@@ -129,6 +158,17 @@
         <w:rPr>
           <w:b/>
         </w:rPr>
+        <w:t>Blanksvart spiklav (NT)</w:t>
+      </w:r>
+      <w:r>
+        <w:t xml:space="preserve"> förekommer på torr, hård, gammal kärnved men även på äldre ytved av tall i naturskogsartade bestånd med begränsad brandpåverkan och ostörd hydrologi. Skogsbruksåtgärder på eller i närheten av lokaler med blanksvart spiklav utgör ett hot. Naturskogsartade öppna tall- och barrblandskogar med blanksvart spiklav indikerar höga biologiska värden och bör bevaras (SLU Artdatabanken, 2024).</w:t>
+      </w:r>
+    </w:p>
+    <w:p>
+      <w:r>
+        <w:rPr>
+          <w:b/>
+        </w:rPr>
         <w:t>Blågrå svartspik (NT)</w:t>
       </w:r>
       <w:r>
@@ -231,6 +271,28 @@
         <w:rPr>
           <w:b/>
         </w:rPr>
+        <w:t>Kortskaftad ärgspik (NT)</w:t>
+      </w:r>
+      <w:r>
+        <w:t xml:space="preserve"> förekommer i barrträdsdominerade skogar och växer nästan uteslutande på tallved. Den föredrar gamla högstubbar i fuktig och halvöppen miljö, t.ex. i myrkanter, sumpskog och brandpräglad skog. Arten indikerar kontinuerlig tillgång till gamla högstubbar i kombination med hög och jämn luftfuktighet. Skogsbruk på lokaler med kortskaftad ärgspik utgör ett hot. På lång sikt bildas färre lämpliga substrat än vad som försvinner. Avverkning av barrträdsdominerade bestånd av naturskogskaraktär utgör ett långsiktigt hot. Naturskogsartade bestånd med riklig förekomst av gamla och grova tallhögstubbar bör undantas från skogsbruk (SLU Artdatabanken, 2024).</w:t>
+      </w:r>
+    </w:p>
+    <w:p>
+      <w:r>
+        <w:rPr>
+          <w:b/>
+        </w:rPr>
+        <w:t>Mörk kolflarnlav (NT)</w:t>
+      </w:r>
+      <w:r>
+        <w:t xml:space="preserve"> är brandberoende och växer nästan uteslutande på kolad hård kärnved av tall. Arten förekommer främst i glesa, öppna tall- och blandbarrskogar av naturskogskaraktär och etableringen verkar ske sent efter brand, kanske först efter 100–300 år. Mörk kolflarnlav indikerar skog med höga naturvärden och vanligast är att den påträffas på rester av nedbrunna torrakor och högstubbar och lågstubbar som är så grova att hela innandömet är urbränt. Tall- och blandbarrskogar av naturskogskaraktär med spår av återkommande bränder hyser höga biologiska värden och bör skyddas (SLU Artdatabanken, 2024).</w:t>
+      </w:r>
+    </w:p>
+    <w:p>
+      <w:r>
+        <w:rPr>
+          <w:b/>
+        </w:rPr>
         <w:t>Talltagel (NT)</w:t>
       </w:r>
       <w:r>
@@ -313,6 +375,55 @@
       </w:r>
       <w:r>
         <w:t xml:space="preserve"> (SLU Artdatabanken, 2024).</w:t>
+      </w:r>
+    </w:p>
+    <w:p>
+      <w:r>
+        <w:rPr>
+          <w:b/>
+        </w:rPr>
+        <w:t>Spindelblomster (§8)</w:t>
+      </w:r>
+      <w:r>
+        <w:t xml:space="preserve"> växer i äldre mossrik granskog eller barrblandskog, men även i fjällbjörkskog. Arten indikerar långvarig trädkontinuitet och hög luftfuktighet och är mycket känslig för uttorkning och markskador. Spindelblomster har i många trakter minskat starkt under senare tid på grund av slutavverkningar och skogsmarksdikning. Spindelblomster är typisk art för </w:t>
+      </w:r>
+      <w:r>
+        <w:rPr>
+          <w:i/>
+        </w:rPr>
+        <w:t xml:space="preserve">9010 Taiga, 9050 Näringsrik granskog </w:t>
+      </w:r>
+      <w:r>
+        <w:t>och</w:t>
+      </w:r>
+      <w:r>
+        <w:rPr>
+          <w:i/>
+        </w:rPr>
+        <w:t xml:space="preserve"> 9040 Fjällbjörkskog</w:t>
+      </w:r>
+      <w:r>
+        <w:t xml:space="preserve"> (Nitare &amp; Skogsstyrelsen, 2019; SLU Artdatabanken, 2025).</w:t>
+      </w:r>
+    </w:p>
+    <w:p>
+      <w:r>
+        <w:rPr>
+          <w:b/>
+        </w:rPr>
+        <w:t xml:space="preserve">Vedticka </w:t>
+      </w:r>
+      <w:r>
+        <w:t xml:space="preserve">är en bra signalart söder om den naturliga norrlandsgränsen. Den är huvudsakligen knuten till äldre barrskogar där det föreligger långvarig kontinuitet av död barrved. Vedticka är typisk art för </w:t>
+      </w:r>
+      <w:r>
+        <w:rPr>
+          <w:i/>
+        </w:rPr>
+        <w:t xml:space="preserve">9010 Taiga </w:t>
+      </w:r>
+      <w:r>
+        <w:t>(Nitare &amp; Skogsstyrelsen, 2019; SLU Artdatabanken, 2025).</w:t>
       </w:r>
     </w:p>
     <w:p>
@@ -352,7 +463,7 @@
     </w:p>
     <w:p>
       <w:r>
-        <w:t>Följande typiska arter har sina livsmiljöer och växtplatser i den avverkningsanmälda skogen: gränsticka (VU, T), dvärgbägarlav (NT, T), gammelgransskål (NT, T), knottrig blåslav (NT, T), kolflarnlav (NT, T), talltagel (NT, T), tretåig hackspett (NT, T, §4) och vedskivlav (NT, T).</w:t>
+        <w:t>Följande typiska arter har sina livsmiljöer och växtplatser i den avverkningsanmälda skogen: garnlav (VU, T), gränsticka (VU, T), dvärgbägarlav (NT, T), gammelgransskål (NT, T), knottrig blåslav (NT, T), kolflarnlav (NT, T), talltagel (NT, T), tretåig hackspett (NT, T, §4), vedskivlav (NT, T), spindelblomster (S, T, §8) och vedticka (S, T).</w:t>
       </w:r>
     </w:p>
     <w:p>
@@ -999,7 +1110,7 @@
     <w:r>
       <w:tab/>
       <w:tab/>
-      <w:t>2026-08-14</w:t>
+      <w:t>2026-08-15</w:t>
       <w:br/>
       <w:br/>
     </w:r>

--- a/tillsyn/A 64837-2023 tillsynsbegäran.docx
+++ b/tillsyn/A 64837-2023 tillsynsbegäran.docx
@@ -1110,7 +1110,7 @@
     <w:r>
       <w:tab/>
       <w:tab/>
-      <w:t>2026-08-15</w:t>
+      <w:t>2026-08-16</w:t>
       <w:br/>
       <w:br/>
     </w:r>

--- a/tillsyn/A 64837-2023 tillsynsbegäran.docx
+++ b/tillsyn/A 64837-2023 tillsynsbegäran.docx
@@ -1110,7 +1110,7 @@
     <w:r>
       <w:tab/>
       <w:tab/>
-      <w:t>2026-08-16</w:t>
+      <w:t>2026-08-17</w:t>
       <w:br/>
       <w:br/>
     </w:r>

--- a/tillsyn/A 64837-2023 tillsynsbegäran.docx
+++ b/tillsyn/A 64837-2023 tillsynsbegäran.docx
@@ -1110,7 +1110,7 @@
     <w:r>
       <w:tab/>
       <w:tab/>
-      <w:t>2026-08-17</w:t>
+      <w:t>2026-08-18</w:t>
       <w:br/>
       <w:br/>
     </w:r>

--- a/tillsyn/A 64837-2023 tillsynsbegäran.docx
+++ b/tillsyn/A 64837-2023 tillsynsbegäran.docx
@@ -1110,7 +1110,7 @@
     <w:r>
       <w:tab/>
       <w:tab/>
-      <w:t>2026-08-18</w:t>
+      <w:t>2026-08-19</w:t>
       <w:br/>
       <w:br/>
     </w:r>

--- a/tillsyn/A 64837-2023 tillsynsbegäran.docx
+++ b/tillsyn/A 64837-2023 tillsynsbegäran.docx
@@ -1110,7 +1110,7 @@
     <w:r>
       <w:tab/>
       <w:tab/>
-      <w:t>2026-08-19</w:t>
+      <w:t>2026-08-20</w:t>
       <w:br/>
       <w:br/>
     </w:r>

--- a/tillsyn/A 64837-2023 tillsynsbegäran.docx
+++ b/tillsyn/A 64837-2023 tillsynsbegäran.docx
@@ -1110,7 +1110,7 @@
     <w:r>
       <w:tab/>
       <w:tab/>
-      <w:t>2026-08-20</w:t>
+      <w:t>2026-08-21</w:t>
       <w:br/>
       <w:br/>
     </w:r>

--- a/tillsyn/A 64837-2023 tillsynsbegäran.docx
+++ b/tillsyn/A 64837-2023 tillsynsbegäran.docx
@@ -1110,7 +1110,7 @@
     <w:r>
       <w:tab/>
       <w:tab/>
-      <w:t>2026-08-21</w:t>
+      <w:t>2026-08-22</w:t>
       <w:br/>
       <w:br/>
     </w:r>

--- a/tillsyn/A 64837-2023 tillsynsbegäran.docx
+++ b/tillsyn/A 64837-2023 tillsynsbegäran.docx
@@ -1110,7 +1110,7 @@
     <w:r>
       <w:tab/>
       <w:tab/>
-      <w:t>2026-08-22</w:t>
+      <w:t>2026-08-23</w:t>
       <w:br/>
       <w:br/>
     </w:r>

--- a/tillsyn/A 64837-2023 tillsynsbegäran.docx
+++ b/tillsyn/A 64837-2023 tillsynsbegäran.docx
@@ -1110,7 +1110,7 @@
     <w:r>
       <w:tab/>
       <w:tab/>
-      <w:t>2026-08-23</w:t>
+      <w:t>2026-08-24</w:t>
       <w:br/>
       <w:br/>
     </w:r>

--- a/tillsyn/A 64837-2023 tillsynsbegäran.docx
+++ b/tillsyn/A 64837-2023 tillsynsbegäran.docx
@@ -1110,7 +1110,7 @@
     <w:r>
       <w:tab/>
       <w:tab/>
-      <w:t>2026-08-24</w:t>
+      <w:t>2026-08-25</w:t>
       <w:br/>
       <w:br/>
     </w:r>

--- a/tillsyn/A 64837-2023 tillsynsbegäran.docx
+++ b/tillsyn/A 64837-2023 tillsynsbegäran.docx
@@ -1110,7 +1110,7 @@
     <w:r>
       <w:tab/>
       <w:tab/>
-      <w:t>2026-08-25</w:t>
+      <w:t>2026-08-26</w:t>
       <w:br/>
       <w:br/>
     </w:r>

--- a/tillsyn/A 64837-2023 tillsynsbegäran.docx
+++ b/tillsyn/A 64837-2023 tillsynsbegäran.docx
@@ -1110,7 +1110,7 @@
     <w:r>
       <w:tab/>
       <w:tab/>
-      <w:t>2026-08-26</w:t>
+      <w:t>2026-08-27</w:t>
       <w:br/>
       <w:br/>
     </w:r>

--- a/tillsyn/A 64837-2023 tillsynsbegäran.docx
+++ b/tillsyn/A 64837-2023 tillsynsbegäran.docx
@@ -1110,7 +1110,7 @@
     <w:r>
       <w:tab/>
       <w:tab/>
-      <w:t>2026-08-27</w:t>
+      <w:t>2026-08-28</w:t>
       <w:br/>
       <w:br/>
     </w:r>

--- a/tillsyn/A 64837-2023 tillsynsbegäran.docx
+++ b/tillsyn/A 64837-2023 tillsynsbegäran.docx
@@ -1110,7 +1110,7 @@
     <w:r>
       <w:tab/>
       <w:tab/>
-      <w:t>2026-08-28</w:t>
+      <w:t>2026-08-29</w:t>
       <w:br/>
       <w:br/>
     </w:r>

--- a/tillsyn/A 64837-2023 tillsynsbegäran.docx
+++ b/tillsyn/A 64837-2023 tillsynsbegäran.docx
@@ -1110,7 +1110,7 @@
     <w:r>
       <w:tab/>
       <w:tab/>
-      <w:t>2026-08-29</w:t>
+      <w:t>2026-08-31</w:t>
       <w:br/>
       <w:br/>
     </w:r>

--- a/tillsyn/A 64837-2023 tillsynsbegäran.docx
+++ b/tillsyn/A 64837-2023 tillsynsbegäran.docx
@@ -1110,7 +1110,7 @@
     <w:r>
       <w:tab/>
       <w:tab/>
-      <w:t>2026-08-31</w:t>
+      <w:t>2026-09-01</w:t>
       <w:br/>
       <w:br/>
     </w:r>

--- a/tillsyn/A 64837-2023 tillsynsbegäran.docx
+++ b/tillsyn/A 64837-2023 tillsynsbegäran.docx
@@ -1110,7 +1110,7 @@
     <w:r>
       <w:tab/>
       <w:tab/>
-      <w:t>2026-09-01</w:t>
+      <w:t>2026-09-02</w:t>
       <w:br/>
       <w:br/>
     </w:r>

--- a/tillsyn/A 64837-2023 tillsynsbegäran.docx
+++ b/tillsyn/A 64837-2023 tillsynsbegäran.docx
@@ -1110,7 +1110,7 @@
     <w:r>
       <w:tab/>
       <w:tab/>
-      <w:t>2026-09-02</w:t>
+      <w:t>2026-09-03</w:t>
       <w:br/>
       <w:br/>
     </w:r>

--- a/tillsyn/A 64837-2023 tillsynsbegäran.docx
+++ b/tillsyn/A 64837-2023 tillsynsbegäran.docx
@@ -1110,7 +1110,7 @@
     <w:r>
       <w:tab/>
       <w:tab/>
-      <w:t>2026-09-03</w:t>
+      <w:t>2026-09-04</w:t>
       <w:br/>
       <w:br/>
     </w:r>

--- a/tillsyn/A 64837-2023 tillsynsbegäran.docx
+++ b/tillsyn/A 64837-2023 tillsynsbegäran.docx
@@ -1110,7 +1110,7 @@
     <w:r>
       <w:tab/>
       <w:tab/>
-      <w:t>2026-09-04</w:t>
+      <w:t>2026-09-05</w:t>
       <w:br/>
       <w:br/>
     </w:r>

--- a/tillsyn/A 64837-2023 tillsynsbegäran.docx
+++ b/tillsyn/A 64837-2023 tillsynsbegäran.docx
@@ -1110,7 +1110,7 @@
     <w:r>
       <w:tab/>
       <w:tab/>
-      <w:t>2026-09-05</w:t>
+      <w:t>2026-09-06</w:t>
       <w:br/>
       <w:br/>
     </w:r>

--- a/tillsyn/A 64837-2023 tillsynsbegäran.docx
+++ b/tillsyn/A 64837-2023 tillsynsbegäran.docx
@@ -1110,7 +1110,7 @@
     <w:r>
       <w:tab/>
       <w:tab/>
-      <w:t>2026-09-06</w:t>
+      <w:t>2026-09-07</w:t>
       <w:br/>
       <w:br/>
     </w:r>

--- a/tillsyn/A 64837-2023 tillsynsbegäran.docx
+++ b/tillsyn/A 64837-2023 tillsynsbegäran.docx
@@ -1110,7 +1110,7 @@
     <w:r>
       <w:tab/>
       <w:tab/>
-      <w:t>2026-09-07</w:t>
+      <w:t>2026-09-08</w:t>
       <w:br/>
       <w:br/>
     </w:r>

--- a/tillsyn/A 64837-2023 tillsynsbegäran.docx
+++ b/tillsyn/A 64837-2023 tillsynsbegäran.docx
@@ -1110,7 +1110,7 @@
     <w:r>
       <w:tab/>
       <w:tab/>
-      <w:t>2026-09-08</w:t>
+      <w:t>2026-09-09</w:t>
       <w:br/>
       <w:br/>
     </w:r>

--- a/tillsyn/A 64837-2023 tillsynsbegäran.docx
+++ b/tillsyn/A 64837-2023 tillsynsbegäran.docx
@@ -1110,7 +1110,7 @@
     <w:r>
       <w:tab/>
       <w:tab/>
-      <w:t>2026-09-09</w:t>
+      <w:t>2026-09-10</w:t>
       <w:br/>
       <w:br/>
     </w:r>

--- a/tillsyn/A 64837-2023 tillsynsbegäran.docx
+++ b/tillsyn/A 64837-2023 tillsynsbegäran.docx
@@ -1110,7 +1110,7 @@
     <w:r>
       <w:tab/>
       <w:tab/>
-      <w:t>2026-09-10</w:t>
+      <w:t>2026-09-11</w:t>
       <w:br/>
       <w:br/>
     </w:r>

--- a/tillsyn/A 64837-2023 tillsynsbegäran.docx
+++ b/tillsyn/A 64837-2023 tillsynsbegäran.docx
@@ -1110,7 +1110,7 @@
     <w:r>
       <w:tab/>
       <w:tab/>
-      <w:t>2026-09-11</w:t>
+      <w:t>2026-09-12</w:t>
       <w:br/>
       <w:br/>
     </w:r>
